--- a/clients/rena_paul/Rena_Paul_ICONS_Performance_Assessment.docx
+++ b/clients/rena_paul/Rena_Paul_ICONS_Performance_Assessment.docx
@@ -1541,7 +1541,7 @@
           <w:sz w:val="13"/>
           <w:szCs w:val="13"/>
         </w:rPr>
-        <w:t xml:space="preserve">A left/right arm lean-mass difference of about 2% was observed (L 6.3 vs R 6.4 lbs), and a left/right leg difference of about 3% (L 13.3 vs R 13.7 lbs, right-dominant). Both fall well under the range research associates with meaningful strength asymmetry (commonly flagged at 10–15%+), so no unilateral-lead protocol is triggered from this scan alone — tracked as routine monitoring and confirmed again at the next rescan.</w:t>
+        <w:t xml:space="preserve">A left/right arm lean-mass difference of about 2% was observed (L 6.3 vs R 6.4 lbs), and a left/right leg difference of about 3% (L 13.3 vs R 13.7 lbs, right-dominant).[8] Both fall well under the range research associates with meaningful strength asymmetry (commonly flagged at 10–15%+), so no unilateral-lead protocol is triggered from this scan alone — tracked as routine monitoring and confirmed again at the next rescan.</w:t>
       </w:r>
     </w:p>
     <w:p>
@@ -5020,7 +5020,7 @@
                 <w:szCs w:val="12"/>
                 <w:vertAlign w:val="superscript"/>
               </w:rPr>
-              <w:t xml:space="preserve"> [8]</w:t>
+              <w:t xml:space="preserve"> [9]</w:t>
             </w:r>
           </w:p>
         </w:tc>
@@ -5772,7 +5772,7 @@
                 <w:szCs w:val="12"/>
                 <w:vertAlign w:val="superscript"/>
               </w:rPr>
-              <w:t xml:space="preserve"> [9]</w:t>
+              <w:t xml:space="preserve"> [10]</w:t>
             </w:r>
           </w:p>
           <w:p>
@@ -7831,7 +7831,7 @@
           <w:sz w:val="14"/>
           <w:szCs w:val="14"/>
         </w:rPr>
-        <w:t xml:space="preserve">Visceral Fat Area is shown as a single trend tag ("Very Low," the &lt;70 cm² floor already used elsewhere in this system) rather than a multi-tier risk classification — no consensus body endorses one universal VFA threshold, published CT-derived cutoffs for elevated risk in women run considerably higher (commonly cited around 106 cm²+), and this scanner's own visceral-fat validation was performed against DXA in kilograms, not against CT in cm². Read this number as a personal trend to track over time, alongside waist circumference.</w:t>
+        <w:t xml:space="preserve">Visceral Fat Area is shown as a single trend tag (e.g., "Very Low," the &lt;70 cm² floor already used elsewhere in this system) rather than a multi-tier risk classification — no consensus body endorses one universal VFA threshold, published CT-derived cutoffs for elevated risk in women run considerably higher (commonly cited around 106 cm²+), and this scanner's own visceral-fat validation was performed against DXA in kilograms, not against CT in cm². Read this number as a personal trend to track over time, alongside waist circumference.</w:t>
       </w:r>
     </w:p>
     <w:p>
@@ -7881,7 +7881,7 @@
           <w:sz w:val="14"/>
           <w:szCs w:val="14"/>
         </w:rPr>
-        <w:t xml:space="preserve">Appendicular Lean Soft Tissue (ALST) Index reflects the sex-specific EWGSOP2 reference range (women: &lt;5.5 kg/m² is the low-muscle-mass screening cutoff). Rena's 5.94 kg/m² sits comfortably above that cutoff and within the normal reference range for women — there is no separate female "Optimal" tier above it; a higher band once used for this (≥7.0 kg/m²) is EWGSOP2's MALE threshold, not a female one, and is not used in this report. ALM/ALMI from 3D optical scanning has not been independently validated against DXA in the published Styku validation study — read this number as a trend to track at future scans, not a precise classification.</w:t>
+        <w:t xml:space="preserve">Appendicular Lean Soft Tissue (ALST) Index reflects the sex-specific EWGSOP2 reference range (women: &lt;5.5 kg/m² is the low-muscle-mass screening cutoff). There is no separate female "Optimal" tier above that cutoff — a higher band once used for this (≥7.0 kg/m²) is EWGSOP2's MALE threshold, not a female one, and is not used in this report. ALM/ALMI from 3D optical scanning has not been independently validated against DXA in the published Styku validation study — read this number as a trend to track at future scans, not a precise classification.</w:t>
       </w:r>
     </w:p>
     <w:p>
@@ -7931,7 +7931,7 @@
           <w:sz w:val="14"/>
           <w:szCs w:val="14"/>
         </w:rPr>
-        <w:t xml:space="preserve">Deadlift: the Biological Age line above describes a bone-loading benefit associated with maintained/improved bone mineral density in women 40+ — it does not claim to reduce Rena's individual osteoporosis risk, since a single assessment (with no bone-density scan on file) cannot confirm that for any one person.</w:t>
+        <w:t xml:space="preserve">Segmental (left/right arm and leg) lean-mass figures are this scanner's least-validated output — cross-device comparisons against DXA show CCCs (concordance) on the order of 0.32-0.52 for segmental composition, well below the accuracy of whole-body totals. Read a segmental gap as a general trend to monitor, not a precise measurement; a functional strength test (single-leg press, isometric strength, single-leg jump) is preferred over the scan number alone before any programming change is made on the strength of a segmental finding.</w:t>
       </w:r>
     </w:p>
     <w:p>
@@ -7956,7 +7956,32 @@
           <w:sz w:val="14"/>
           <w:szCs w:val="14"/>
         </w:rPr>
-        <w:t xml:space="preserve">Hip Thrust: the Health line above describes deep-core/pelvic-floor co-activation during the lift, not pelvic-floor strengthening — current research (e.g., Skaug et al. 2024) finds no measurable pelvic-floor-muscle strength change from heavy compound lifts alone; only targeted pelvic-floor training builds pelvic-floor strength.</w:t>
+        <w:t xml:space="preserve">Deadlift: the Biological Age line above describes a bone-loading benefit associated with maintained/improved bone mineral density in women 40+ — it does not claim to reduce Rena's individual osteoporosis risk, since a single assessment (with no bone-density scan on file) cannot confirm that for any one person.</w:t>
+      </w:r>
+    </w:p>
+    <w:p>
+      <w:pPr>
+        <w:spacing w:after="100"/>
+      </w:pPr>
+      <w:r>
+        <w:rPr>
+          <w:rFonts w:ascii="Arial" w:cs="Arial" w:eastAsia="Arial" w:hAnsi="Arial"/>
+          <w:b/>
+          <w:bCs/>
+          <w:color w:val="2C2C2C"/>
+          <w:sz w:val="14"/>
+          <w:szCs w:val="14"/>
+        </w:rPr>
+        <w:t xml:space="preserve">10. </w:t>
+      </w:r>
+      <w:r>
+        <w:rPr>
+          <w:rFonts w:ascii="Arial" w:cs="Arial" w:eastAsia="Arial" w:hAnsi="Arial"/>
+          <w:color w:val="2C2C2C"/>
+          <w:sz w:val="14"/>
+          <w:szCs w:val="14"/>
+        </w:rPr>
+        <w:t xml:space="preserve">Hip Thrust: the Health line above describes deep-core/pelvic-floor co-activation during the lift, not pelvic-floor strengthening — heavy compound lifting alone is not a substitute for targeted pelvic-floor training, which is what builds pelvic-floor strength specifically.</w:t>
       </w:r>
     </w:p>
     <w:tbl>

--- a/clients/rena_paul/Rena_Paul_ICONS_Performance_Assessment.docx
+++ b/clients/rena_paul/Rena_Paul_ICONS_Performance_Assessment.docx
@@ -7981,7 +7981,7 @@
           <w:sz w:val="14"/>
           <w:szCs w:val="14"/>
         </w:rPr>
-        <w:t xml:space="preserve">Hip Thrust: the Health line above describes deep-core/pelvic-floor co-activation during the lift, not pelvic-floor strengthening — heavy compound lifting alone is not a substitute for targeted pelvic-floor training, which is what builds pelvic-floor strength specifically.</w:t>
+        <w:t xml:space="preserve">Hip Thrust: the Health line above describes deep-core/pelvic-floor co-activation during the lift, not pelvic-floor strengthening — heavy compound lifting alone is not a substitute for targeted pelvic-floor training, which is what builds pelvic-floor strength specifically. Skaug KL, Engh ME, Bø K, "Acute Effect of Heavy Weightlifting on the Pelvic Floor Muscles in Strength-Trained Women: An Experimental Crossover Study," Medicine &amp; Science in Sports &amp; Exercise 2024;56(1):37-43, found pelvic-floor-muscle strength was not significantly correlated with whole-body squat/deadlift strength in strength-trained women.</w:t>
       </w:r>
     </w:p>
     <w:tbl>

--- a/clients/rena_paul/Rena_Paul_ICONS_Performance_Assessment.docx
+++ b/clients/rena_paul/Rena_Paul_ICONS_Performance_Assessment.docx
@@ -1742,7 +1742,7 @@
                 <w:sz w:val="16"/>
                 <w:szCs w:val="16"/>
               </w:rPr>
-              <w:t xml:space="preserve">ICONS Protocol: 10 core movements + 1 bonus, assessed on weight lifted, reps, and movement quality. Reassessed every 8–12 weeks. Benchmarks: Aesthetics · Health · Biological Age | Mobility &amp; flexibility assessed as part of the longevity factor.</w:t>
+              <w:t xml:space="preserve">ICONS Protocol: 10 core movements + 1 bonus, assessed on weight lifted, reps, and movement quality. Strength is re-checked every 4 weeks against the program's Week 4 targets; the full body-composition rescan runs on its own longer 8–12 week cycle. Benchmarks: Aesthetics · Health · Biological Age | Mobility &amp; flexibility assessed as part of the longevity factor.</w:t>
             </w:r>
           </w:p>
         </w:tc>
@@ -7042,7 +7042,7 @@
                 <w:sz w:val="15"/>
                 <w:szCs w:val="15"/>
               </w:rPr>
-              <w:t xml:space="preserve">Back Squat was not part of the original 11-exercise testing battery — a working Goblet Squat load (30 lbs) was established this program and becomes the new 8-week baseline to track from here.</w:t>
+              <w:t xml:space="preserve">Back Squat was not part of the original 11-exercise testing battery — a working Goblet Squat load (30 lbs) was established this program and becomes the new baseline to track from here, first re-checked at the 4-week strength reassessment.</w:t>
             </w:r>
           </w:p>
         </w:tc>
@@ -7539,7 +7539,7 @@
                 <w:sz w:val="16"/>
                 <w:szCs w:val="16"/>
               </w:rPr>
-              <w:t xml:space="preserve">Reassessment — 8 to 12 Weeks</w:t>
+              <w:t xml:space="preserve">Reassessment — Two Clocks</w:t>
             </w:r>
           </w:p>
           <w:p>
@@ -7550,7 +7550,7 @@
                 <w:sz w:val="14"/>
                 <w:szCs w:val="14"/>
               </w:rPr>
-              <w:t xml:space="preserve">ICONS Index reassessment at 8 weeks to track strength gains, body-composition shifts, and the segmental gaps noted above.</w:t>
+              <w:t xml:space="preserve">Strength (ICONS Index) is re-checked every 4 weeks against the program's Week 4 targets; the Styku body-composition rescan runs on its own 8–12 week cycle and tracks the segmental gaps noted above. The two are tracked separately, not on the same clock.</w:t>
             </w:r>
           </w:p>
         </w:tc>
